--- a/EJ Docs/Batch Load.docx
+++ b/EJ Docs/Batch Load.docx
@@ -35,21 +35,7 @@
         <w:rPr>
           <w:rFonts w:asciiTheme="minorHAnsi" w:hAnsiTheme="minorHAnsi" w:cs="Courier New"/>
         </w:rPr>
-        <w:t xml:space="preserve">- At least 1x Item must be loaded onto job already (can be barcoded or </w:t>
-      </w:r>
-      <w:proofErr w:type="spellStart"/>
-      <w:r>
-        <w:rPr>
-          <w:rFonts w:asciiTheme="minorHAnsi" w:hAnsiTheme="minorHAnsi" w:cs="Courier New"/>
-        </w:rPr>
-        <w:t>non barcoded</w:t>
-      </w:r>
-      <w:proofErr w:type="spellEnd"/>
-      <w:r>
-        <w:rPr>
-          <w:rFonts w:asciiTheme="minorHAnsi" w:hAnsiTheme="minorHAnsi" w:cs="Courier New"/>
-        </w:rPr>
-        <w:t>)</w:t>
+        <w:t>- At least 1x Item must be loaded onto job already (can be barcoded or non barcoded)</w:t>
       </w:r>
     </w:p>
     <w:p>
@@ -65,6 +51,12 @@
         </w:rPr>
         <w:t>- Text file of barcodes</w:t>
       </w:r>
+      <w:r>
+        <w:rPr>
+          <w:rFonts w:asciiTheme="minorHAnsi" w:hAnsiTheme="minorHAnsi" w:cs="Courier New"/>
+        </w:rPr>
+        <w:t xml:space="preserve"> (.txt)</w:t>
+      </w:r>
     </w:p>
     <w:p>
       <w:pPr>
@@ -101,16 +93,8 @@
         <w:rPr>
           <w:rFonts w:asciiTheme="minorHAnsi" w:hAnsiTheme="minorHAnsi" w:cs="Courier New"/>
         </w:rPr>
-        <w:t xml:space="preserve">Open </w:t>
-      </w:r>
-      <w:proofErr w:type="spellStart"/>
-      <w:r>
-        <w:rPr>
-          <w:rFonts w:asciiTheme="minorHAnsi" w:hAnsiTheme="minorHAnsi" w:cs="Courier New"/>
-        </w:rPr>
-        <w:t>EasyJob</w:t>
-      </w:r>
-      <w:proofErr w:type="spellEnd"/>
+        <w:t>Open EasyJob</w:t>
+      </w:r>
     </w:p>
     <w:p>
       <w:pPr>
@@ -133,7 +117,6 @@
         </w:rPr>
         <w:t xml:space="preserve">Select Projects In top navbar, and then </w:t>
       </w:r>
-      <w:proofErr w:type="spellStart"/>
       <w:r>
         <w:rPr>
           <w:rFonts w:asciiTheme="minorHAnsi" w:hAnsiTheme="minorHAnsi" w:cs="Courier New"/>
@@ -142,42 +125,27 @@
         </w:rPr>
         <w:t>BatchLoad</w:t>
       </w:r>
-      <w:proofErr w:type="spellEnd"/>
-    </w:p>
-    <w:p>
-      <w:pPr>
-        <w:pStyle w:val="PlainText"/>
-        <w:rPr>
-          <w:rFonts w:asciiTheme="minorHAnsi" w:hAnsiTheme="minorHAnsi" w:cs="Courier New"/>
-        </w:rPr>
-      </w:pPr>
-    </w:p>
-    <w:p>
-      <w:pPr>
-        <w:pStyle w:val="PlainText"/>
-        <w:rPr>
-          <w:rFonts w:asciiTheme="minorHAnsi" w:hAnsiTheme="minorHAnsi" w:cs="Courier New"/>
-        </w:rPr>
-      </w:pPr>
-      <w:r>
-        <w:rPr>
-          <w:rFonts w:asciiTheme="minorHAnsi" w:hAnsiTheme="minorHAnsi" w:cs="Courier New"/>
-        </w:rPr>
-        <w:t xml:space="preserve">This will </w:t>
-      </w:r>
-      <w:proofErr w:type="gramStart"/>
-      <w:r>
-        <w:rPr>
-          <w:rFonts w:asciiTheme="minorHAnsi" w:hAnsiTheme="minorHAnsi" w:cs="Courier New"/>
-        </w:rPr>
-        <w:t>open up</w:t>
-      </w:r>
-      <w:proofErr w:type="gramEnd"/>
-      <w:r>
-        <w:rPr>
-          <w:rFonts w:asciiTheme="minorHAnsi" w:hAnsiTheme="minorHAnsi" w:cs="Courier New"/>
-        </w:rPr>
-        <w:t xml:space="preserve"> a new screen</w:t>
+    </w:p>
+    <w:p>
+      <w:pPr>
+        <w:pStyle w:val="PlainText"/>
+        <w:rPr>
+          <w:rFonts w:asciiTheme="minorHAnsi" w:hAnsiTheme="minorHAnsi" w:cs="Courier New"/>
+        </w:rPr>
+      </w:pPr>
+    </w:p>
+    <w:p>
+      <w:pPr>
+        <w:pStyle w:val="PlainText"/>
+        <w:rPr>
+          <w:rFonts w:asciiTheme="minorHAnsi" w:hAnsiTheme="minorHAnsi" w:cs="Courier New"/>
+        </w:rPr>
+      </w:pPr>
+      <w:r>
+        <w:rPr>
+          <w:rFonts w:asciiTheme="minorHAnsi" w:hAnsiTheme="minorHAnsi" w:cs="Courier New"/>
+        </w:rPr>
+        <w:t>This will open up a new screen</w:t>
       </w:r>
     </w:p>
     <w:p>
@@ -996,21 +964,7 @@
         <w:rPr>
           <w:rFonts w:asciiTheme="minorHAnsi" w:hAnsiTheme="minorHAnsi" w:cs="Courier New"/>
         </w:rPr>
-        <w:t xml:space="preserve">This should add your new barcodes to the </w:t>
-      </w:r>
-      <w:proofErr w:type="spellStart"/>
-      <w:r>
-        <w:rPr>
-          <w:rFonts w:asciiTheme="minorHAnsi" w:hAnsiTheme="minorHAnsi" w:cs="Courier New"/>
-        </w:rPr>
-        <w:t>batchload</w:t>
-      </w:r>
-      <w:proofErr w:type="spellEnd"/>
-      <w:r>
-        <w:rPr>
-          <w:rFonts w:asciiTheme="minorHAnsi" w:hAnsiTheme="minorHAnsi" w:cs="Courier New"/>
-        </w:rPr>
-        <w:t xml:space="preserve"> screen</w:t>
+        <w:t>This should add your new barcodes to the batchload screen</w:t>
       </w:r>
       <w:r>
         <w:rPr>
@@ -1100,6 +1054,13 @@
           <w:rFonts w:asciiTheme="minorHAnsi" w:hAnsiTheme="minorHAnsi" w:cs="Courier New"/>
         </w:rPr>
         <w:br/>
+        <w:t>Also check that the Action is stated as ‘Load’</w:t>
+      </w:r>
+      <w:r>
+        <w:rPr>
+          <w:rFonts w:asciiTheme="minorHAnsi" w:hAnsiTheme="minorHAnsi" w:cs="Courier New"/>
+        </w:rPr>
+        <w:br/>
       </w:r>
     </w:p>
     <w:p>
@@ -1128,6 +1089,25 @@
           <w:rFonts w:asciiTheme="minorHAnsi" w:hAnsiTheme="minorHAnsi" w:cs="Courier New"/>
         </w:rPr>
         <w:t>Click “Execute” and in the popup asking to Start the process press “Ok”</w:t>
+      </w:r>
+      <w:r>
+        <w:rPr>
+          <w:rFonts w:asciiTheme="minorHAnsi" w:hAnsiTheme="minorHAnsi" w:cs="Courier New"/>
+        </w:rPr>
+        <w:br/>
+      </w:r>
+      <w:r>
+        <w:rPr>
+          <w:rFonts w:asciiTheme="minorHAnsi" w:hAnsiTheme="minorHAnsi" w:cs="Courier New"/>
+        </w:rPr>
+        <w:br/>
+      </w:r>
+      <w:r>
+        <w:rPr>
+          <w:rFonts w:asciiTheme="minorHAnsi" w:hAnsiTheme="minorHAnsi" w:cs="Courier New"/>
+        </w:rPr>
+        <w:br/>
+        <w:t>You have no successfully batch loaded items from a text file onto a job in easyjob.</w:t>
       </w:r>
     </w:p>
     <w:sectPr>
